--- a/backend-exhibits/Dropbox to OneDrive Advanced Plan - Advanced Not Include.docx
+++ b/backend-exhibits/Dropbox to OneDrive Advanced Plan - Advanced Not Include.docx
@@ -77,6 +77,10 @@
           </w:tcPr>
           <w:p>
             <w:pPr>
+              <w:tabs>
+                <w:tab w:val="center" w:pos="1584"/>
+                <w:tab w:val="left" w:pos="2292"/>
+              </w:tabs>
               <w:ind w:left="3"/>
               <w:rPr>
                 <w:sz w:val="21"/>
@@ -90,7 +94,25 @@
                 <w:sz w:val="21"/>
                 <w:szCs w:val="21"/>
               </w:rPr>
-              <w:t>Tags</w:t>
+              <w:tab/>
+            </w:r>
+            <w:r>
+              <w:rPr>
+                <w:rFonts w:ascii="Arial" w:eastAsia="Arial" w:hAnsi="Arial" w:cs="Arial"/>
+                <w:b/>
+                <w:sz w:val="21"/>
+                <w:szCs w:val="21"/>
+              </w:rPr>
+              <w:t>In-line comment</w:t>
+            </w:r>
+            <w:r>
+              <w:rPr>
+                <w:rFonts w:ascii="Arial" w:eastAsia="Arial" w:hAnsi="Arial" w:cs="Arial"/>
+                <w:b/>
+                <w:sz w:val="21"/>
+                <w:szCs w:val="21"/>
+              </w:rPr>
+              <w:t>s</w:t>
             </w:r>
           </w:p>
         </w:tc>
@@ -113,153 +135,10 @@
             </w:pPr>
             <w:r>
               <w:rPr>
-                <w:rFonts w:ascii="Arial" w:eastAsia="Arial" w:hAnsi="Arial" w:cs="Arial"/>
                 <w:sz w:val="21"/>
                 <w:szCs w:val="21"/>
               </w:rPr>
-              <w:t>In Dropbox we can add tags on files, those tags will not Migrate.</w:t>
-            </w:r>
-          </w:p>
-        </w:tc>
-      </w:tr>
-      <w:tr>
-        <w:trPr>
-          <w:trHeight w:val="390"/>
-        </w:trPr>
-        <w:tc>
-          <w:tcPr>
-            <w:tcW w:w="3343" w:type="dxa"/>
-            <w:tcBorders>
-              <w:top w:val="single" w:sz="6" w:space="0" w:color="666666"/>
-              <w:left w:val="single" w:sz="6" w:space="0" w:color="666666"/>
-              <w:bottom w:val="single" w:sz="6" w:space="0" w:color="666666"/>
-              <w:right w:val="single" w:sz="6" w:space="0" w:color="666666"/>
-            </w:tcBorders>
-            <w:vAlign w:val="center"/>
-          </w:tcPr>
-          <w:p>
-            <w:pPr>
-              <w:ind w:left="3"/>
-              <w:rPr>
-                <w:sz w:val="21"/>
-                <w:szCs w:val="21"/>
-              </w:rPr>
-            </w:pPr>
-            <w:r>
-              <w:rPr>
-                <w:rFonts w:ascii="Arial" w:eastAsia="Arial" w:hAnsi="Arial" w:cs="Arial"/>
-                <w:b/>
-                <w:sz w:val="21"/>
-                <w:szCs w:val="21"/>
-              </w:rPr>
-              <w:t>Web Shortcuts</w:t>
-            </w:r>
-          </w:p>
-        </w:tc>
-        <w:tc>
-          <w:tcPr>
-            <w:tcW w:w="7378" w:type="dxa"/>
-            <w:tcBorders>
-              <w:top w:val="single" w:sz="6" w:space="0" w:color="666666"/>
-              <w:left w:val="single" w:sz="6" w:space="0" w:color="666666"/>
-              <w:bottom w:val="single" w:sz="6" w:space="0" w:color="666666"/>
-              <w:right w:val="single" w:sz="6" w:space="0" w:color="666666"/>
-            </w:tcBorders>
-            <w:vAlign w:val="center"/>
-          </w:tcPr>
-          <w:p>
-            <w:pPr>
-              <w:rPr>
-                <w:sz w:val="21"/>
-                <w:szCs w:val="21"/>
-              </w:rPr>
-            </w:pPr>
-            <w:r>
-              <w:rPr>
-                <w:rFonts w:ascii="Arial" w:eastAsia="Arial" w:hAnsi="Arial" w:cs="Arial"/>
-                <w:sz w:val="21"/>
-                <w:szCs w:val="21"/>
-              </w:rPr>
-              <w:t>In the Dropbox we can create web shortcuts. Web shortcuts will not Migrate.</w:t>
-            </w:r>
-          </w:p>
-        </w:tc>
-      </w:tr>
-      <w:tr>
-        <w:trPr>
-          <w:trHeight w:val="375"/>
-        </w:trPr>
-        <w:tc>
-          <w:tcPr>
-            <w:tcW w:w="3343" w:type="dxa"/>
-            <w:tcBorders>
-              <w:top w:val="single" w:sz="6" w:space="0" w:color="666666"/>
-              <w:left w:val="single" w:sz="6" w:space="0" w:color="666666"/>
-              <w:bottom w:val="single" w:sz="6" w:space="0" w:color="666666"/>
-              <w:right w:val="single" w:sz="6" w:space="0" w:color="666666"/>
-            </w:tcBorders>
-          </w:tcPr>
-          <w:p>
-            <w:pPr>
-              <w:ind w:left="3"/>
-              <w:rPr>
-                <w:sz w:val="21"/>
-                <w:szCs w:val="21"/>
-              </w:rPr>
-            </w:pPr>
-            <w:r>
-              <w:rPr>
-                <w:rFonts w:ascii="Arial" w:eastAsia="Arial" w:hAnsi="Arial" w:cs="Arial"/>
-                <w:b/>
-                <w:sz w:val="21"/>
-                <w:szCs w:val="21"/>
-              </w:rPr>
-              <w:t>Dropbox Papers Embedded links</w:t>
-            </w:r>
-          </w:p>
-        </w:tc>
-        <w:tc>
-          <w:tcPr>
-            <w:tcW w:w="7378" w:type="dxa"/>
-            <w:tcBorders>
-              <w:top w:val="single" w:sz="6" w:space="0" w:color="666666"/>
-              <w:left w:val="single" w:sz="6" w:space="0" w:color="666666"/>
-              <w:bottom w:val="single" w:sz="6" w:space="0" w:color="666666"/>
-              <w:right w:val="single" w:sz="6" w:space="0" w:color="666666"/>
-            </w:tcBorders>
-          </w:tcPr>
-          <w:p>
-            <w:pPr>
-              <w:rPr>
-                <w:sz w:val="21"/>
-                <w:szCs w:val="21"/>
-              </w:rPr>
-            </w:pPr>
-            <w:r>
-              <w:rPr>
-                <w:rFonts w:ascii="Arial" w:eastAsia="Arial" w:hAnsi="Arial" w:cs="Arial"/>
-                <w:sz w:val="21"/>
-                <w:szCs w:val="21"/>
-              </w:rPr>
-              <w:t xml:space="preserve">Embedded links Migration will not support for </w:t>
-            </w:r>
-            <w:proofErr w:type="spellStart"/>
-            <w:r>
-              <w:rPr>
-                <w:rFonts w:ascii="Arial" w:eastAsia="Arial" w:hAnsi="Arial" w:cs="Arial"/>
-                <w:sz w:val="21"/>
-                <w:szCs w:val="21"/>
-              </w:rPr>
-              <w:t>dropbpx</w:t>
-            </w:r>
-            <w:proofErr w:type="spellEnd"/>
-            <w:r>
-              <w:rPr>
-                <w:rFonts w:ascii="Arial" w:eastAsia="Arial" w:hAnsi="Arial" w:cs="Arial"/>
-                <w:sz w:val="21"/>
-                <w:szCs w:val="21"/>
-              </w:rPr>
-              <w:t xml:space="preserve"> papers.</w:t>
+              <w:t>Inline file comments of the box will be migrated to the destination cloud. All the file comments will preserve in the CSV formatted file in the destination.</w:t>
             </w:r>
           </w:p>
         </w:tc>
@@ -687,7 +566,6 @@
   <w:style w:type="character" w:default="1" w:styleId="DefaultParagraphFont">
     <w:name w:val="Default Paragraph Font"/>
     <w:uiPriority w:val="1"/>
-    <w:semiHidden/>
     <w:unhideWhenUsed/>
   </w:style>
   <w:style w:type="table" w:default="1" w:styleId="TableNormal">

--- a/backend-exhibits/Dropbox to OneDrive Advanced Plan - Advanced Not Include.docx
+++ b/backend-exhibits/Dropbox to OneDrive Advanced Plan - Advanced Not Include.docx
@@ -51,7 +51,7 @@
             </w:pPr>
             <w:r>
               <w:rPr>
-                <w:rFonts w:ascii="Arial" w:eastAsia="Arial" w:hAnsi="Arial" w:cs="Arial"/>
+                <w:rFonts w:ascii="Arial" w:hAnsi="Arial" w:cs="Arial" w:eastAsia="Arial"/>
                 <w:b/>
                 <w:sz w:val="21"/>
                 <w:szCs w:val="21"/>
@@ -85,7 +85,7 @@
             </w:pPr>
             <w:r>
               <w:rPr>
-                <w:rFonts w:ascii="Arial" w:eastAsia="Arial" w:hAnsi="Arial" w:cs="Arial"/>
+                <w:rFonts w:ascii="Arial" w:hAnsi="Arial" w:cs="Arial" w:eastAsia="Arial"/>
                 <w:b/>
                 <w:sz w:val="21"/>
                 <w:szCs w:val="21"/>
@@ -113,7 +113,7 @@
             </w:pPr>
             <w:r>
               <w:rPr>
-                <w:rFonts w:ascii="Arial" w:eastAsia="Arial" w:hAnsi="Arial" w:cs="Arial"/>
+                <w:rFonts w:ascii="Arial" w:hAnsi="Arial" w:cs="Arial" w:eastAsia="Arial"/>
                 <w:sz w:val="21"/>
                 <w:szCs w:val="21"/>
               </w:rPr>
@@ -147,7 +147,7 @@
             </w:pPr>
             <w:r>
               <w:rPr>
-                <w:rFonts w:ascii="Arial" w:eastAsia="Arial" w:hAnsi="Arial" w:cs="Arial"/>
+                <w:rFonts w:ascii="Arial" w:hAnsi="Arial" w:cs="Arial" w:eastAsia="Arial"/>
                 <w:b/>
                 <w:sz w:val="21"/>
                 <w:szCs w:val="21"/>
@@ -176,7 +176,7 @@
             </w:pPr>
             <w:r>
               <w:rPr>
-                <w:rFonts w:ascii="Arial" w:eastAsia="Arial" w:hAnsi="Arial" w:cs="Arial"/>
+                <w:rFonts w:ascii="Arial" w:hAnsi="Arial" w:cs="Arial" w:eastAsia="Arial"/>
                 <w:sz w:val="21"/>
                 <w:szCs w:val="21"/>
               </w:rPr>
@@ -209,7 +209,7 @@
             </w:pPr>
             <w:r>
               <w:rPr>
-                <w:rFonts w:ascii="Arial" w:eastAsia="Arial" w:hAnsi="Arial" w:cs="Arial"/>
+                <w:rFonts w:ascii="Arial" w:hAnsi="Arial" w:cs="Arial" w:eastAsia="Arial"/>
                 <w:b/>
                 <w:sz w:val="21"/>
                 <w:szCs w:val="21"/>
@@ -237,7 +237,7 @@
             </w:pPr>
             <w:r>
               <w:rPr>
-                <w:rFonts w:ascii="Arial" w:eastAsia="Arial" w:hAnsi="Arial" w:cs="Arial"/>
+                <w:rFonts w:ascii="Arial" w:hAnsi="Arial" w:cs="Arial" w:eastAsia="Arial"/>
                 <w:sz w:val="21"/>
                 <w:szCs w:val="21"/>
               </w:rPr>
@@ -246,7 +246,7 @@
             <w:proofErr w:type="spellStart"/>
             <w:r>
               <w:rPr>
-                <w:rFonts w:ascii="Arial" w:eastAsia="Arial" w:hAnsi="Arial" w:cs="Arial"/>
+                <w:rFonts w:ascii="Arial" w:hAnsi="Arial" w:cs="Arial" w:eastAsia="Arial"/>
                 <w:sz w:val="21"/>
                 <w:szCs w:val="21"/>
               </w:rPr>
@@ -255,7 +255,7 @@
             <w:proofErr w:type="spellEnd"/>
             <w:r>
               <w:rPr>
-                <w:rFonts w:ascii="Arial" w:eastAsia="Arial" w:hAnsi="Arial" w:cs="Arial"/>
+                <w:rFonts w:ascii="Arial" w:hAnsi="Arial" w:cs="Arial" w:eastAsia="Arial"/>
                 <w:sz w:val="21"/>
                 <w:szCs w:val="21"/>
               </w:rPr>
@@ -280,10 +280,10 @@
   <w:docDefaults>
     <w:rPrDefault>
       <w:rPr>
-        <w:rFonts w:asciiTheme="minorHAnsi" w:eastAsiaTheme="minorEastAsia" w:hAnsiTheme="minorHAnsi" w:cstheme="minorBidi"/>
+        <w:rFonts w:ascii="Arial" w:hAnsi="Arial" w:cs="Arial" w:eastAsia="Arial"/>
         <w:kern w:val="2"/>
-        <w:sz w:val="24"/>
-        <w:szCs w:val="24"/>
+        <w:sz w:val="21"/>
+        <w:szCs w:val="21"/>
         <w:lang w:val="en-IN" w:eastAsia="en-IN" w:bidi="ar-SA"/>
         <w14:ligatures w14:val="standardContextual"/>
       </w:rPr>
@@ -679,9 +679,9 @@
       <w:spacing w:line="259" w:lineRule="auto"/>
     </w:pPr>
     <w:rPr>
-      <w:rFonts w:ascii="Calibri" w:eastAsia="Calibri" w:hAnsi="Calibri" w:cs="Calibri"/>
+      <w:rFonts w:ascii="Arial" w:hAnsi="Arial" w:cs="Arial" w:eastAsia="Arial"/>
       <w:color w:val="000000"/>
-      <w:sz w:val="22"/>
+      <w:sz w:val="21"/>
     </w:rPr>
   </w:style>
   <w:style w:type="character" w:default="1" w:styleId="DefaultParagraphFont">
